--- a/laravel-app/database/data/internship/handbooks/cyber_security/Beyond_CyberSecurity_Internship_Day_065_Student_Handbook.docx
+++ b/laravel-app/database/data/internship/handbooks/cyber_security/Beyond_CyberSecurity_Internship_Day_065_Student_Handbook.docx
@@ -38,7 +38,7 @@
           <w:color w:val="1E293B"/>
           <w:sz w:val="28"/>
         </w:rPr>
-        <w:t>Password And Mfa Controls</w:t>
+        <w:t>Certificates Pki And Tls — Design and Technique</w:t>
       </w:r>
     </w:p>
     <w:p>
@@ -50,7 +50,7 @@
           <w:b w:val="0"/>
           <w:sz w:val="22"/>
         </w:rPr>
-        <w:t>Document and improve. Full student study guide and practical laboratory manual for Beyond Enterprise interns.</w:t>
+        <w:t>Applied practice. Full student study guide and practical laboratory manual for Beyond Enterprise interns.</w:t>
       </w:r>
     </w:p>
     <w:tbl>
@@ -141,7 +141,7 @@
               <w:rPr>
                 <w:sz w:val="18"/>
               </w:rPr>
-              <w:t>Document and improve</w:t>
+              <w:t>Applied practice</w:t>
             </w:r>
           </w:p>
         </w:tc>
@@ -154,7 +154,7 @@
               <w:rPr>
                 <w:sz w:val="18"/>
               </w:rPr>
-              <w:t>intermediate</w:t>
+              <w:t>foundation-to-intermediate</w:t>
             </w:r>
           </w:p>
         </w:tc>
@@ -167,7 +167,7 @@
               <w:rPr>
                 <w:sz w:val="18"/>
               </w:rPr>
-              <w:t>8 hours</w:t>
+              <w:t>8.0 hours</w:t>
             </w:r>
           </w:p>
         </w:tc>
@@ -180,7 +180,7 @@
               <w:rPr>
                 <w:sz w:val="18"/>
               </w:rPr>
-              <w:t>VirtualBox, Kali Linux, Ubuntu, Windows evaluation VMs, Wireshark and OWASP Juice Shop</w:t>
+              <w:t>VirtualBox, Kali Linux, OpenSSL, Linux VM, Wireshark, local web server</w:t>
             </w:r>
           </w:p>
         </w:tc>
@@ -198,7 +198,7 @@
           <w:color w:val="0B3F90"/>
           <w:sz w:val="20"/>
         </w:rPr>
-        <w:t>Day 65 objective  Complete the document and improve for Password And Mfa Controls: Apply password and MFA controls safely and explain the result in a professional technical report.</w:t>
+        <w:t>Day 65 objective  Complete the applied practice for Certificates Pki And Tls — Design and Technique: Explain and demonstrate certificates PKI and TLS through an authorized baseline, measurable check, documented failure mode, and independent verification.</w:t>
       </w:r>
     </w:p>
     <w:p>
@@ -270,7 +270,7 @@
           <w:b w:val="0"/>
           <w:sz w:val="22"/>
         </w:rPr>
-        <w:t>Submit: One PDF procedure, supporting screenshots/diagrams, and one improvement recommendation..</w:t>
+        <w:t>Submit: Baseline evidence, completed practical artifact, independent verification, safety/restoration record, and short professional report..</w:t>
       </w:r>
     </w:p>
     <w:p>
@@ -364,7 +364,7 @@
               <w:rPr>
                 <w:sz w:val="18"/>
               </w:rPr>
-              <w:t>0:00–0:40</w:t>
+              <w:t>0:00–0:30</w:t>
             </w:r>
           </w:p>
         </w:tc>
@@ -377,7 +377,7 @@
               <w:rPr>
                 <w:sz w:val="18"/>
               </w:rPr>
-              <w:t>Audit prior artifacts for gaps</w:t>
+              <w:t>Assessment brief + rubric review</w:t>
             </w:r>
           </w:p>
         </w:tc>
@@ -390,7 +390,7 @@
               <w:rPr>
                 <w:sz w:val="18"/>
               </w:rPr>
-              <w:t>Gap list</w:t>
+              <w:t>Plan</w:t>
             </w:r>
           </w:p>
         </w:tc>
@@ -405,7 +405,7 @@
               <w:rPr>
                 <w:sz w:val="18"/>
               </w:rPr>
-              <w:t>0:40–2:20</w:t>
+              <w:t>0:30–2:30</w:t>
             </w:r>
           </w:p>
         </w:tc>
@@ -418,7 +418,7 @@
               <w:rPr>
                 <w:sz w:val="18"/>
               </w:rPr>
-              <w:t>Rewrite procedure for reproducibility</w:t>
+              <w:t>End-to-end demonstration</w:t>
             </w:r>
           </w:p>
         </w:tc>
@@ -431,7 +431,7 @@
               <w:rPr>
                 <w:sz w:val="18"/>
               </w:rPr>
-              <w:t>README</w:t>
+              <w:t>Demo evidence</w:t>
             </w:r>
           </w:p>
         </w:tc>
@@ -446,7 +446,7 @@
               <w:rPr>
                 <w:sz w:val="18"/>
               </w:rPr>
-              <w:t>2:20–2:35</w:t>
+              <w:t>2:30–2:45</w:t>
             </w:r>
           </w:p>
         </w:tc>
@@ -487,7 +487,7 @@
               <w:rPr>
                 <w:sz w:val="18"/>
               </w:rPr>
-              <w:t>2:35–4:35</w:t>
+              <w:t>2:45–4:15</w:t>
             </w:r>
           </w:p>
         </w:tc>
@@ -500,7 +500,7 @@
               <w:rPr>
                 <w:sz w:val="18"/>
               </w:rPr>
-              <w:t>One improvement + before/after proof</w:t>
+              <w:t>Self-score against rubric</w:t>
             </w:r>
           </w:p>
         </w:tc>
@@ -513,7 +513,7 @@
               <w:rPr>
                 <w:sz w:val="18"/>
               </w:rPr>
-              <w:t>Improvement evidence</w:t>
+              <w:t>Self-score sheet</w:t>
             </w:r>
           </w:p>
         </w:tc>
@@ -528,7 +528,7 @@
               <w:rPr>
                 <w:sz w:val="18"/>
               </w:rPr>
-              <w:t>4:35–6:20</w:t>
+              <w:t>4:15–5:45</w:t>
             </w:r>
           </w:p>
         </w:tc>
@@ -541,7 +541,7 @@
               <w:rPr>
                 <w:sz w:val="18"/>
               </w:rPr>
-              <w:t>Report + packaging</w:t>
+              <w:t>Reflection: wins, failures, next steps</w:t>
             </w:r>
           </w:p>
         </w:tc>
@@ -554,7 +554,7 @@
               <w:rPr>
                 <w:sz w:val="18"/>
               </w:rPr>
-              <w:t>Pack</w:t>
+              <w:t>Reflection</w:t>
             </w:r>
           </w:p>
         </w:tc>
@@ -569,7 +569,7 @@
               <w:rPr>
                 <w:sz w:val="18"/>
               </w:rPr>
-              <w:t>6:20–8:00</w:t>
+              <w:t>5:45–8:00</w:t>
             </w:r>
           </w:p>
         </w:tc>
@@ -582,7 +582,7 @@
               <w:rPr>
                 <w:sz w:val="18"/>
               </w:rPr>
-              <w:t>Peer-style checklist + rehearsal</w:t>
+              <w:t>Final evidence pack + report</w:t>
             </w:r>
           </w:p>
         </w:tc>
@@ -595,7 +595,7 @@
               <w:rPr>
                 <w:sz w:val="18"/>
               </w:rPr>
-              <w:t>Ready pack</w:t>
+              <w:t>Submission</w:t>
             </w:r>
           </w:p>
         </w:tc>
@@ -619,7 +619,7 @@
           <w:b w:val="0"/>
           <w:sz w:val="20"/>
         </w:rPr>
-        <w:t>Curriculum objective (source of truth): Apply password and MFA controls safely and explain the result in a professional technical report.</w:t>
+        <w:t>Curriculum objective (source of truth): Explain and demonstrate certificates PKI and TLS through an authorized baseline, measurable check, documented failure mode, and independent verification.</w:t>
       </w:r>
     </w:p>
     <w:p>
@@ -631,7 +631,7 @@
           <w:b w:val="0"/>
           <w:sz w:val="22"/>
         </w:rPr>
-        <w:t>Explain Password And Mfa Controls to a supervisor in under two minutes.</w:t>
+        <w:t>Explain Certificates Pki And Tls — Design and Technique to a supervisor in under two minutes.</w:t>
       </w:r>
     </w:p>
     <w:p>
@@ -643,7 +643,7 @@
           <w:b w:val="0"/>
           <w:sz w:val="22"/>
         </w:rPr>
-        <w:t>Configure or verify the approved tools required for Password And Mfa Controls.</w:t>
+        <w:t>Configure or verify the approved tools required for Certificates Pki And Tls — Design and Technique.</w:t>
       </w:r>
     </w:p>
     <w:p>
@@ -655,7 +655,7 @@
           <w:b w:val="0"/>
           <w:sz w:val="22"/>
         </w:rPr>
-        <w:t>Implement or perform the document and improve practical for this topic.</w:t>
+        <w:t>Implement or perform the applied practice practical for this topic.</w:t>
       </w:r>
     </w:p>
     <w:p>
@@ -711,7 +711,7 @@
           <w:b w:val="0"/>
           <w:sz w:val="22"/>
         </w:rPr>
-        <w:t>Define the professional meaning of “Password And Mfa Controls” before you use tools. Do not split the title into meaningless words. Connect each concept to today's practical action.</w:t>
+        <w:t>Define the professional meaning of “Certificates Pki And Tls — Design and Technique” before you use tools. Do not split the title into meaningless words. Connect each concept to today's practical action.</w:t>
       </w:r>
     </w:p>
     <w:tbl>
@@ -832,7 +832,7 @@
               <w:rPr>
                 <w:sz w:val="18"/>
               </w:rPr>
-              <w:t>Professional practice for Password And Mfa Controls</w:t>
+              <w:t>Professional practice for Certificates Pki And Tls — Design and Technique</w:t>
             </w:r>
           </w:p>
         </w:tc>
@@ -1266,7 +1266,7 @@
           <w:b w:val="0"/>
           <w:sz w:val="22"/>
         </w:rPr>
-        <w:t>Tools available: VirtualBox, Kali Linux, Ubuntu, Windows evaluation VMs, Wireshark and OWASP Juice Shop.</w:t>
+        <w:t>Tools available: VirtualBox, Kali Linux, OpenSSL, Linux VM, Wireshark, local web server.</w:t>
       </w:r>
     </w:p>
     <w:p>
@@ -1381,7 +1381,7 @@
               <w:rPr>
                 <w:sz w:val="18"/>
               </w:rPr>
-              <w:t>VirtualBox, Kali Linux, Ubuntu, Windows evaluation VMs, Wireshark and OWASP Juice Shop</w:t>
+              <w:t>VirtualBox, Kali Linux, OpenSSL, Linux VM, Wireshark, local web server</w:t>
             </w:r>
           </w:p>
         </w:tc>
@@ -1463,7 +1463,7 @@
           <w:b w:val="0"/>
           <w:sz w:val="18"/>
         </w:rPr>
-        <w:t>└── Day_65_Password_And_Mfa_Controls/</w:t>
+        <w:t>└── Day_65_Certificates_Pki_And_Tls_Design_and_Technique/</w:t>
       </w:r>
     </w:p>
     <w:p>
@@ -1616,7 +1616,7 @@
           <w:b w:val="0"/>
           <w:sz w:val="18"/>
         </w:rPr>
-        <w:t>mkdir Beyond_CyberSecurity_Internship\Day_65_Password_And_Mfa_Controls\evidence, Beyond_CyberSecurity_Internship\Day_65_Password_And_Mfa_Controls\notebooks, Beyond_CyberSecurity_Internship\Day_65_Password_And_Mfa_Controls\src, Beyond_CyberSecurity_Internship\Day_65_Password_And_Mfa_Controls\data, Beyond_CyberSecurity_Internship\Day_65_Password_And_Mfa_Controls\output, Beyond_CyberSecurity_Internship\Day_65_Password_And_Mfa_Controls\report -Force</w:t>
+        <w:t>mkdir Beyond_CyberSecurity_Internship\Day_65_Certificates_Pki_And_Tls_Design_and_Technique\evidence, Beyond_CyberSecurity_Internship\Day_65_Certificates_Pki_And_Tls_Design_and_Technique\notebooks, Beyond_CyberSecurity_Internship\Day_65_Certificates_Pki_And_Tls_Design_and_Technique\src, Beyond_CyberSecurity_Internship\Day_65_Certificates_Pki_And_Tls_Design_and_Technique\data, Beyond_CyberSecurity_Internship\Day_65_Certificates_Pki_And_Tls_Design_and_Technique\output, Beyond_CyberSecurity_Internship\Day_65_Certificates_Pki_And_Tls_Design_and_Technique\report -Force</w:t>
       </w:r>
     </w:p>
     <w:p/>
@@ -1657,7 +1657,7 @@
           <w:b w:val="0"/>
           <w:sz w:val="18"/>
         </w:rPr>
-        <w:t>mkdir -p Beyond_CyberSecurity_Internship/Day_65_Password_And_Mfa_Controls/{evidence,notebooks,src,data,output,report}</w:t>
+        <w:t>mkdir -p Beyond_CyberSecurity_Internship/Day_65_Certificates_Pki_And_Tls_Design_and_Technique/{evidence,notebooks,src,data,output,report}</w:t>
       </w:r>
     </w:p>
     <w:p/>
@@ -1773,7 +1773,7 @@
           <w:color w:val="0B3F90"/>
           <w:sz w:val="24"/>
         </w:rPr>
-        <w:t>Document and improve: Password And Mfa Controls</w:t>
+        <w:t>Applied practice: Certificates Pki And Tls — Design and Technique</w:t>
       </w:r>
     </w:p>
     <w:p>
@@ -1797,7 +1797,7 @@
           <w:b w:val="0"/>
           <w:sz w:val="20"/>
         </w:rPr>
-        <w:t>• Write an operator-friendly procedure for password and MFA controls, including safety, security, rollback and rural/low-cost alternatives.</w:t>
+        <w:t>• Review the Day 65 scope, prerequisite from Day 64, and supervisor instructions before touching software, accounts, cables, power, rigging, networks, or equipment.</w:t>
       </w:r>
     </w:p>
     <w:p>
@@ -1809,7 +1809,7 @@
           <w:b w:val="0"/>
           <w:sz w:val="20"/>
         </w:rPr>
-        <w:t>• Work only in an authorized lab, VM or on equipment assigned by Beyond.</w:t>
+        <w:t>• Confirm the authorized lab/equipment boundary, owner, asset IDs, workspace condition, backup/rollback state, emergency procedure, and any PPE or spotter requirement.</w:t>
       </w:r>
     </w:p>
     <w:p>
@@ -1821,7 +1821,79 @@
           <w:b w:val="0"/>
           <w:sz w:val="20"/>
         </w:rPr>
-        <w:t>• Keep time entries truthful and ask the supervisor before changing production equipment.</w:t>
+        <w:t>• Verify only the approved tools for today: VirtualBox, Kali Linux, OpenSSL, Linux VM, Wireshark, local web server. Record versions, firmware, serial/asset references, calibration status, or configuration as relevant. Avoid unnecessary installation or updates.</w:t>
+      </w:r>
+    </w:p>
+    <w:p>
+      <w:pPr>
+        <w:spacing w:after="120"/>
+      </w:pPr>
+      <w:r>
+        <w:rPr>
+          <w:b w:val="0"/>
+          <w:sz w:val="20"/>
+        </w:rPr>
+        <w:t>• Create Day_065_certificates_pki_and_tls__design_and_technique with evidence, diagrams or src, checklists or tests, output, and report folders.</w:t>
+      </w:r>
+    </w:p>
+    <w:p>
+      <w:pPr>
+        <w:spacing w:after="120"/>
+      </w:pPr>
+      <w:r>
+        <w:rPr>
+          <w:b w:val="0"/>
+          <w:sz w:val="20"/>
+        </w:rPr>
+        <w:t>• Capture a privacy-reviewed baseline photograph/screenshot and record expected result, measurement units, acceptance limit, and stop condition.</w:t>
+      </w:r>
+    </w:p>
+    <w:p>
+      <w:pPr>
+        <w:spacing w:after="120"/>
+      </w:pPr>
+      <w:r>
+        <w:rPr>
+          <w:b w:val="0"/>
+          <w:sz w:val="20"/>
+        </w:rPr>
+        <w:t>• Complete the practical objective: Explain and demonstrate certificates PKI and TLS through an authorized baseline, measurable check, documented failure mode, and independent verification.</w:t>
+      </w:r>
+    </w:p>
+    <w:p>
+      <w:pPr>
+        <w:spacing w:after="120"/>
+      </w:pPr>
+      <w:r>
+        <w:rPr>
+          <w:b w:val="0"/>
+          <w:sz w:val="20"/>
+        </w:rPr>
+        <w:t>• Introduce or analyze only an approved controlled fault/edge case. Troubleshoot systematically, preserve evidence, and return the lab/equipment to its approved state.</w:t>
+      </w:r>
+    </w:p>
+    <w:p>
+      <w:pPr>
+        <w:spacing w:after="120"/>
+      </w:pPr>
+      <w:r>
+        <w:rPr>
+          <w:b w:val="0"/>
+          <w:sz w:val="20"/>
+        </w:rPr>
+        <w:t>• Verify independently through a second instrument/path/test, clean rerun, configuration comparison, peer check, or supervisor sign-off. Distinguish evidence from proof.</w:t>
+      </w:r>
+    </w:p>
+    <w:p>
+      <w:pPr>
+        <w:spacing w:after="120"/>
+      </w:pPr>
+      <w:r>
+        <w:rPr>
+          <w:b w:val="0"/>
+          <w:sz w:val="20"/>
+        </w:rPr>
+        <w:t>• Complete the discipline safety/ethics checklist, inventory/custody or cleanup check, and a professional report with honest limitations and assistance disclosure.</w:t>
       </w:r>
     </w:p>
     <w:p>
@@ -1847,7 +1919,7 @@
           <w:b w:val="0"/>
           <w:sz w:val="18"/>
         </w:rPr>
-        <w:t># day_65_lab.py — Document and improve: Password And Mfa Controls</w:t>
+        <w:t># day_65_lab.py — Applied practice: Certificates Pki And Tls — Design and Technique</w:t>
       </w:r>
     </w:p>
     <w:p>
@@ -1889,7 +1961,7 @@
           <w:b w:val="0"/>
           <w:sz w:val="18"/>
         </w:rPr>
-        <w:t>"""Day 65 practical starter for Password And Mfa Controls.</w:t>
+        <w:t>"""Day 65 practical starter for Certificates Pki And Tls — Design and Technique.</w:t>
       </w:r>
     </w:p>
     <w:p>
@@ -2071,7 +2143,7 @@
           <w:b w:val="0"/>
           <w:sz w:val="18"/>
         </w:rPr>
-        <w:t xml:space="preserve">    print("Program topic:", 'Password And Mfa Controls')</w:t>
+        <w:t xml:space="preserve">    print("Program topic:", 'Certificates Pki And Tls — Design and Technique')</w:t>
       </w:r>
     </w:p>
     <w:p>
@@ -2085,7 +2157,7 @@
           <w:b w:val="0"/>
           <w:sz w:val="18"/>
         </w:rPr>
-        <w:t xml:space="preserve">    print("Day mode:", 'Document and improve')</w:t>
+        <w:t xml:space="preserve">    print("Day mode:", 'Applied practice')</w:t>
       </w:r>
     </w:p>
     <w:p>
@@ -5690,7 +5762,7 @@
           <w:b w:val="0"/>
           <w:sz w:val="22"/>
         </w:rPr>
-        <w:t>Objective addressed for Password And Mfa Controls</w:t>
+        <w:t>Objective addressed for Certificates Pki And Tls — Design and Technique</w:t>
       </w:r>
     </w:p>
     <w:p>
@@ -5702,7 +5774,7 @@
           <w:b w:val="0"/>
           <w:sz w:val="22"/>
         </w:rPr>
-        <w:t>Document and improve practical completed</w:t>
+        <w:t>Applied practice practical completed</w:t>
       </w:r>
     </w:p>
     <w:p>
@@ -5794,7 +5866,7 @@
           <w:b w:val="0"/>
           <w:sz w:val="22"/>
         </w:rPr>
-        <w:t>Matches: One PDF procedure, supporting screenshots/diagrams, and one improvement recommendation.</w:t>
+        <w:t>Matches: Baseline evidence, completed practical artifact, independent verification, safety/restoration record, and short professional report.</w:t>
       </w:r>
     </w:p>
     <w:p>
@@ -5826,7 +5898,7 @@
           <w:b w:val="0"/>
           <w:sz w:val="22"/>
         </w:rPr>
-        <w:t>Explain Password And Mfa Controls without reading.</w:t>
+        <w:t>Explain Certificates Pki And Tls — Design and Technique without reading.</w:t>
       </w:r>
     </w:p>
     <w:p>
@@ -5918,7 +5990,7 @@
           <w:b w:val="0"/>
           <w:sz w:val="22"/>
         </w:rPr>
-        <w:t>Today is Day 65 (Document and improve) on Password And Mfa Controls. I worked only in the authorized Beyond cybersecurity lab. I completed the practical objective, verified with a second check, and packaged evidence. Main risk: unauthorized or unsafe action; control: checklist + supervisor escalation. Limitation: classroom/lab scope only. Next: continue the topic cycle and keep documentation reproducible.</w:t>
+        <w:t>Today is Day 65 (Applied practice) on Certificates Pki And Tls — Design and Technique. I worked only in the authorized Beyond cybersecurity lab. I completed the practical objective, verified with a second check, and packaged evidence. Main risk: unauthorized or unsafe action; control: checklist + supervisor escalation. Limitation: classroom/lab scope only. Next: continue the topic cycle and keep documentation reproducible.</w:t>
       </w:r>
     </w:p>
     <w:p>
@@ -6349,7 +6421,7 @@
           <w:b w:val="0"/>
           <w:sz w:val="22"/>
         </w:rPr>
-        <w:t>Access check date: 2026-08-09. Prefer first-party sources. Do not invent URLs.</w:t>
+        <w:t>Access check date: 2026-08-10. Prefer first-party sources. Do not invent URLs.</w:t>
       </w:r>
     </w:p>
     <w:p>
